--- a/example_articles/gender/Unspecified/4.gender_Unspecified_Other_publisher.docx
+++ b/example_articles/gender/Unspecified/4.gender_Unspecified_Other_publisher.docx
@@ -29,17 +29,17 @@
     </w:p>
     <w:p>
       <w:r>
-        <w:t>Source File: Other publishers/Files (500) (25).DOCX</w:t>
+        <w:t>Source file: Other publishers/Files (500) (25).DOCX</w:t>
       </w:r>
     </w:p>
     <w:p>
       <w:r>
-        <w:t>Raw gender result: NA</w:t>
+        <w:t>Raw gender result, 'gender': NA</w:t>
       </w:r>
     </w:p>
     <w:p>
       <w:r>
-        <w:t>gender_stand (Standardized): Unspecified</w:t>
+        <w:t>Standardized gender result, 'gender_stand': Unspecified</w:t>
       </w:r>
     </w:p>
     <w:p>

--- a/example_articles/gender/Unspecified/4.gender_Unspecified_Other_publisher.docx
+++ b/example_articles/gender/Unspecified/4.gender_Unspecified_Other_publisher.docx
@@ -7,9 +7,7 @@
         <w:pStyle w:val="Heading1"/>
       </w:pPr>
       <w:r>
-        <w:t>Texas school earns its 'cool';</w:t>
-        <w:br/>
-        <w:t>District sees hope in fairer funding plan</w:t>
+        <w:t>No NYC 'News' means bad news</w:t>
       </w:r>
     </w:p>
     <w:p>
@@ -19,17 +17,17 @@
     </w:p>
     <w:p>
       <w:r>
-        <w:t>Date: 1990-08-28</w:t>
+        <w:t>Date: 1990-11-20</w:t>
       </w:r>
     </w:p>
     <w:p>
       <w:r>
-        <w:t>Section: NEWS; Pg. 3A</w:t>
+        <w:t>Section: NEWS; Pg. 7A; Statesline</w:t>
       </w:r>
     </w:p>
     <w:p>
       <w:r>
-        <w:t>Source file: Other publishers/Files (500) (25).DOCX</w:t>
+        <w:t>Source file: Other publishers/Files (500) (27).DOCX</w:t>
       </w:r>
     </w:p>
     <w:p>
@@ -51,61 +49,61 @@
     </w:p>
     <w:p>
       <w:r>
-        <w:t>A red-and-white banner boasting ''This School is Cool'' over the entrance to Edgewood High will have new meaning to the 1,200 students arriving for the start of classes today.</w:t>
+        <w:t>''It's like a death in the family … a tragedy.'' - Victor Navasky, 58, a New Yorker who is editor of The Nation magazine</w:t>
         <w:br/>
-        <w:t>Built in 1954, Edgewood is getting its first air conditioning, and just in time: Today's forecast is for a high near 98.</w:t>
+        <w:t xml:space="preserve"> </w:t>
         <w:br/>
-        <w:t>The 50 window air conditioners are the first spoils of Edgewood's long fight for equal educational funding.</w:t>
+        <w:t xml:space="preserve"> NEW YORK - New York without the Daily News is like the city skyline without the Empire State Building.</w:t>
         <w:br/>
-        <w:t>''We undertook a battle that many people said we wouldn't win,'' says James Vasquez, 56, superintendent of Edgewood Independent School District. ''But we're stubborn people, proud people. A little backwater district like Edgewood has led the fight for better education in Texas.''</w:t>
+        <w:t>Before the current, bitter 3-week-old strike, the city's biggest tabloid was a ritual read for many of the 1.1 million who bought it daily. On subways, it was a ubiquitous presence in the hands of straphangers. Now, it is a rarity.</w:t>
         <w:br/>
-        <w:t>The district, with 25 schools and 15,000 pupils, most of them Hispanic, is getting $ 6 million more from the state this year after winning a landmark case to change school financing.</w:t>
+        <w:t>Even at New York's famous Horn &amp; Hardart Automat, next door to The Daily News Building on 42nd Street, no customers sipping coffee can be found poring over its black and white pages.</w:t>
         <w:br/>
-        <w:t>The state Supreme Court ruled unanimously last fall that the school funding system was unconstitutional and ordered the Legislature to fix it.</w:t>
+        <w:t>The newspaper is still being printed. But throughout the city, newsdealers at sidewalk kiosks, booths and tobacco stores, intimidated by fears and threats of violence, have balked at selling New York's ''hometown paper.''</w:t>
         <w:br/>
-        <w:t>Edgewood and other school systems had sued, saying the state's 100 poorest districts had an average of $ 2,978 per pupil a year, compared with $ 7,233 in the 100 wealthiest.</w:t>
+        <w:t>Fear isn't unfounded. About 100 delivery trucks have been burned or otherwise damaged, newsstand locks glued shut and dozens of union members arrested.</w:t>
         <w:br/>
-        <w:t>Such disparities have been found elsewhere. In June, New Jersey became the 12th state where courts overturned school financing systems. Nine more states have cases pending, and the 1990s may bring the battle to other spots.</w:t>
+        <w:t>About 2,600 workers in nine unions remain out on strike, including 230 of 350 newsroom employees.</w:t>
         <w:br/>
-        <w:t>''Recent victories by plaintiffs in Montana, Texas, Kentucky and New Jersey have inspired poor school districts to attempt to seek similar decisions from their respective state courts,'' says Arthur Wise, author of a report called ''Rich Schools, Poor Schools.''</w:t>
+        <w:t>Increasingly, the strike is less a strike than a dance of death, a slow, stubborn self-destructive labor-management pas de deux.</w:t>
         <w:br/>
-        <w:t>Nowhere has the fight required more vigilance than in Texas, where old ways are pitted against a skyrocketing Hispanic population that is beginning to assert itself.</w:t>
+        <w:t>There has been little negotiating, and a settlement is nowhere in sight. The Daily News says costly union work rules are at issue. The unions say they'll make concessions if the paper opens its books.</w:t>
         <w:br/>
-        <w:t>''It's like the death throes of a drowning man,'' says Vasquez. ''There's a lot of jerking and kicking as the old Texas fades into the sunset.''</w:t>
+        <w:t>On the streets, the paper's absence is being felt even by those who didn't read it.</w:t>
         <w:br/>
-        <w:t>It took eight months and three special legislative sessions to work out a $ 528 million emergency funding plan.</w:t>
+        <w:t>''It's like a death in the family … a tragedy,'' says Victor Navasky, 58, editor of The Nation magazine. Brought up in a family that wouldn't read the paper because at the time it smeared leftist politicians, he later came to count on the tabloid for its columns and solid coverage of local news. Like many, he assumed it would be around forever.</w:t>
         <w:br/>
-        <w:t>Gov. Bill Clements, who vetoed two funding bills, finally OK'd the plan after a judge said he would act like Robin Hood, taking from rich schools and giving to poor.</w:t>
+        <w:t>Indeed, for those accustomed to seeing it, the paper's front page was as distinct and forceful a presence as the face of a parent or boisterous old aunt. Its pages were a concentrate of the city, written in the poetry of a grit that made obvious the inescapable - that New York is a city like no other.</w:t>
         <w:br/>
-        <w:t>The plan raises the state sales tax a quarter-cent to fund poor districts without taking from well-off schools. But it fails to equalize funding.</w:t>
+        <w:t>Of course, these days the snap is out of the city's fingers, the rhythm gone from its walk, New York's fiscal tap is running red ink, and its icons are in retreat. Ed Koch is 11 months out of office, Donald Trump toppled from his glitzy perch, George Steinbrenner booted from Yankee Stadium, Darryl Strawberry in flight to Los Angeles.</w:t>
         <w:br/>
-        <w:t>Rich districts get more tax money from high property values and industry. Poor districts usually have higher tax rates.</w:t>
+        <w:t>And now the Daily News' best-known reporters and columnists, voices that helped the city think, have packed up their bylines for other papers and TV.</w:t>
         <w:br/>
-        <w:t>Edgewood, a working-class area with little industry, high unemployment and home values in the $ 20,000 range, must raise its property tax rate 21% to meet its part of the plan.</w:t>
+        <w:t>The strike also has New Yorkers at each others' throats. Some blame decades of union featherbedding and labor for economically killing the paper. Others say the paper's parent company, the Chicago-based Tribune Co., is a union-busting vampire sucking the blood of its workers.</w:t>
         <w:br/>
-        <w:t>Edgewood and 12 other districts are asking the court to order the Legislature to find a better system. A ruling is due by October.</w:t>
+        <w:t>On subway platforms, city dwellers argue loudly over the morality of buying the Daily News from homeless men whom management gives the papers to for free for risking their necks and putting up with abuse.</w:t>
         <w:br/>
-        <w:t>With the new money already won, Edgewood has hiked teacher pay 8%. The rest is going for computers for fifth graders, air conditioners at Edgewood High and Stafford Elementary, science lab ventilation systems and construction at several schools.</w:t>
+        <w:t>''It's ugly,'' says Sidney Zion, a novelist and veteran of the press. ''The city feels naked without the News.''</w:t>
         <w:br/>
-        <w:t>But there are few foreign language classes at the three high schools, and and sports facilities are inadequate.</w:t>
+        <w:t>In the borough of Queens, the paper's blue-collar heartland, the Daily News is absent in bars like Breslin &amp; Sweeney's. Though it was a family tradition for many because it spoke their language chasing down stories of City Hall, the cops and the underworld, nostalgia for the paper has its limits. Sympathy for the working person, especially in tough times like these, runs deep.</w:t>
         <w:br/>
-        <w:t>Teachers say shortcomings are obvious to students when they go to other schools for academic and sports contests.</w:t>
+        <w:t>There are those like waitress Karen Jones, 27, who misses her horoscope and says she needs the paper's working-class want ads. Others in this city of immigrants, like Pakistani cab driver Fazlerab Khan, 49, miss it because ''it was easy to read.''</w:t>
         <w:br/>
-        <w:t>''They ask, 'Why don't we have tennis courts, why don't we have a track, why don't we have a complete football field?' '' says Margaret Arevalo, who has taught math for 17 years in the district.</w:t>
+        <w:t>Of course, other New York papers once seemed indispensable - the World, the Mirror, the Herald, the Journal and especially the Tribune.</w:t>
         <w:br/>
-        <w:t>Parents first sued in 1968, claiming the Texas public school funding system was unconstitutional. The U.S. Supreme Court ruled the U.S. Constitution doesn't address equal education.</w:t>
+        <w:t>''Such is the fickleness of human nature,'' says New Yorker writer Brendan Gill. ''We got along without them.''</w:t>
         <w:br/>
-        <w:t>But the Texas Constitution guarantees an ''efficient system of education,'' and in 1984, Edgewood took it to state court.</w:t>
+        <w:t xml:space="preserve"> TEXT OF GRAPHIC</w:t>
         <w:br/>
-        <w:t>Says Demetrio Rodriguez, 64, whose name was on the initial federal suit: ''We're pioneers in bringing out the problems of school funding. But we're not through. … Education belongs to all the citizens of Texas, not just rich ones.''</w:t>
+        <w:t>'Daily News' in decline</w:t>
         <w:br/>
-        <w:t>Contributing: Anne Carey.</w:t>
+        <w:t xml:space="preserve"> Striking unions estimate New York Daily News circulation has dropped as low as 100,000 since the strike began Oct. 25. The newspaper says it is delivering about 200,000 papers to subscribers daily. Circulation as of Sept. 30: </w:t>
         <w:br/>
+        <w:t>1 - Unaudited</w:t>
         <w:br/>
-        <w:t>Notes</w:t>
+        <w:t>COMPLETE TEXT NOT AVAILABLE</w:t>
         <w:br/>
-        <w:br/>
-        <w:t>Accompanying story; Heat is up, violence too, as schools open doors</w:t>
+        <w:t>Source: Audit Bureau of Circulation</w:t>
         <w:br/>
         <w:br/>
         <w:t>Graphic</w:t>
@@ -113,11 +111,11 @@
         <w:br/>
         <w:t xml:space="preserve"> </w:t>
         <w:br/>
-        <w:t>b/w, Marty Baumann, USA TODAY (map, Texas); PHOTO; b/w, Bill Albrecht (James Vasquez)</w:t>
+        <w:t>b/w, Julie Stacey, USA TODAY, Source: Audit Bureau of Circulation; PHOTO; b/w, Mark Lennihan, AP</w:t>
         <w:br/>
         <w:t xml:space="preserve"> </w:t>
         <w:br/>
-        <w:t>CUTLINE: MORE TO GO AROUND: Edgewood school Superintendent James Vasquez stands at Hoelscher Elementary School, where new funding is being used for construction.</w:t>
+        <w:t>CUTLINE: BITTER TOSS: Tom Pennacchio, of Local 3 of the Newspaper Guild of America, throws 'Daily News' papers into the air outside the newspaper's offices in midtown New York.</w:t>
       </w:r>
     </w:p>
     <w:sectPr>

--- a/example_articles/gender/Unspecified/4.gender_Unspecified_Other_publisher.docx
+++ b/example_articles/gender/Unspecified/4.gender_Unspecified_Other_publisher.docx
@@ -7,7 +7,7 @@
         <w:pStyle w:val="Heading1"/>
       </w:pPr>
       <w:r>
-        <w:t>No NYC 'News' means bad news</w:t>
+        <w:t>Obama hails life story, record; Fierce debate about her views expected</w:t>
       </w:r>
     </w:p>
     <w:p>
@@ -17,17 +17,17 @@
     </w:p>
     <w:p>
       <w:r>
-        <w:t>Date: 1990-11-20</w:t>
+        <w:t>Date: 2009-05-27</w:t>
       </w:r>
     </w:p>
     <w:p>
       <w:r>
-        <w:t>Section: NEWS; Pg. 7A; Statesline</w:t>
+        <w:t>Section: NEWS; Pg. 1A</w:t>
       </w:r>
     </w:p>
     <w:p>
       <w:r>
-        <w:t>Source file: Other publishers/Files (500) (27).DOCX</w:t>
+        <w:t>Source file: Other publishers/Files (500) (12).DOCX</w:t>
       </w:r>
     </w:p>
     <w:p>
@@ -49,73 +49,21 @@
     </w:p>
     <w:p>
       <w:r>
-        <w:t>''It's like a death in the family … a tragedy.'' - Victor Navasky, 58, a New Yorker who is editor of The Nation magazine</w:t>
+        <w:t>WASHINGTON -- President Obama's historic nomination Tuesday of federal appeals Judge Sonia Sotomayor to the Supreme Court paves the way for a heated summer debate on the role her gender, Hispanic roots and working-class Bronx background should play in her rulings.</w:t>
         <w:br/>
-        <w:t xml:space="preserve"> </w:t>
+        <w:t>Obama heralded Sotomayor's life story, judicial record and "experience being tested by obstacles and barriers" as reasons for Senate confirmation. Conservatives, including the Committee for Justice, said she has wrongly inserted her personal views into rulings.</w:t>
         <w:br/>
-        <w:t xml:space="preserve"> NEW YORK - New York without the Daily News is like the city skyline without the Empire State Building.</w:t>
+        <w:t>Conservatives such as Jay Sekulow of the American Center for Law and Justice said Democrats, on the verge of controlling 60 of 100 Senate votes, have the upper hand on confirmation. But they said the 54-year-old jurist's legal rulings and past statements are fair game. They cited her comment on judges making policy, now making the rounds on YouTube, and her ruling against white firefighters in New Haven, Conn., who charged reverse discrimination -- a case soon to be decided by the Supreme Court.</w:t>
         <w:br/>
-        <w:t>Before the current, bitter 3-week-old strike, the city's biggest tabloid was a ritual read for many of the 1.1 million who bought it daily. On subways, it was a ubiquitous presence in the hands of straphangers. Now, it is a rarity.</w:t>
+        <w:t>"She's bringing her ethnic heritage and her gender to decisions," said Wendy Long of the Judicial Confirmation Network, who led a conference call Tuesday with dozens of conservative activists.</w:t>
         <w:br/>
-        <w:t>Even at New York's famous Horn &amp; Hardart Automat, next door to The Daily News Building on 42nd Street, no customers sipping coffee can be found poring over its black and white pages.</w:t>
+        <w:t>Republicans who will help decide her fate mostly held their fire but said they will parse her words. "If she does consider herself a policymaker, that would be entirely wrong," said Sen. Chuck Grassley, R-Iowa. "She's supposed to interpret my policy."</w:t>
         <w:br/>
-        <w:t>The newspaper is still being printed. But throughout the city, newsdealers at sidewalk kiosks, booths and tobacco stores, intimidated by fears and threats of violence, have balked at selling New York's ''hometown paper.''</w:t>
+        <w:t>Obama cited the empathy Sotomayor gained being raised in a housing project by a widow who worked six days a week. She would bring to the court "wisdom accumulated from an inspiring life's journey," he said.</w:t>
         <w:br/>
-        <w:t>Fear isn't unfounded. About 100 delivery trucks have been burned or otherwise damaged, newsstand locks glued shut and dozens of union members arrested.</w:t>
+        <w:t>Sotomayor was first nominated to a federal district court in 1991 by Republican George H.W. Bush. Seven current GOP senators supported her 1998 elevation to a federal appeals court by Democrat Bill Clinton. Eleven current GOP senators -- including Alabama's Jeff Sessions, now the Senate Judiciary Committee's top Republican -- voted no.</w:t>
         <w:br/>
-        <w:t>About 2,600 workers in nine unions remain out on strike, including 230 of 350 newsroom employees.</w:t>
-        <w:br/>
-        <w:t>Increasingly, the strike is less a strike than a dance of death, a slow, stubborn self-destructive labor-management pas de deux.</w:t>
-        <w:br/>
-        <w:t>There has been little negotiating, and a settlement is nowhere in sight. The Daily News says costly union work rules are at issue. The unions say they'll make concessions if the paper opens its books.</w:t>
-        <w:br/>
-        <w:t>On the streets, the paper's absence is being felt even by those who didn't read it.</w:t>
-        <w:br/>
-        <w:t>''It's like a death in the family … a tragedy,'' says Victor Navasky, 58, editor of The Nation magazine. Brought up in a family that wouldn't read the paper because at the time it smeared leftist politicians, he later came to count on the tabloid for its columns and solid coverage of local news. Like many, he assumed it would be around forever.</w:t>
-        <w:br/>
-        <w:t>Indeed, for those accustomed to seeing it, the paper's front page was as distinct and forceful a presence as the face of a parent or boisterous old aunt. Its pages were a concentrate of the city, written in the poetry of a grit that made obvious the inescapable - that New York is a city like no other.</w:t>
-        <w:br/>
-        <w:t>Of course, these days the snap is out of the city's fingers, the rhythm gone from its walk, New York's fiscal tap is running red ink, and its icons are in retreat. Ed Koch is 11 months out of office, Donald Trump toppled from his glitzy perch, George Steinbrenner booted from Yankee Stadium, Darryl Strawberry in flight to Los Angeles.</w:t>
-        <w:br/>
-        <w:t>And now the Daily News' best-known reporters and columnists, voices that helped the city think, have packed up their bylines for other papers and TV.</w:t>
-        <w:br/>
-        <w:t>The strike also has New Yorkers at each others' throats. Some blame decades of union featherbedding and labor for economically killing the paper. Others say the paper's parent company, the Chicago-based Tribune Co., is a union-busting vampire sucking the blood of its workers.</w:t>
-        <w:br/>
-        <w:t>On subway platforms, city dwellers argue loudly over the morality of buying the Daily News from homeless men whom management gives the papers to for free for risking their necks and putting up with abuse.</w:t>
-        <w:br/>
-        <w:t>''It's ugly,'' says Sidney Zion, a novelist and veteran of the press. ''The city feels naked without the News.''</w:t>
-        <w:br/>
-        <w:t>In the borough of Queens, the paper's blue-collar heartland, the Daily News is absent in bars like Breslin &amp; Sweeney's. Though it was a family tradition for many because it spoke their language chasing down stories of City Hall, the cops and the underworld, nostalgia for the paper has its limits. Sympathy for the working person, especially in tough times like these, runs deep.</w:t>
-        <w:br/>
-        <w:t>There are those like waitress Karen Jones, 27, who misses her horoscope and says she needs the paper's working-class want ads. Others in this city of immigrants, like Pakistani cab driver Fazlerab Khan, 49, miss it because ''it was easy to read.''</w:t>
-        <w:br/>
-        <w:t>Of course, other New York papers once seemed indispensable - the World, the Mirror, the Herald, the Journal and especially the Tribune.</w:t>
-        <w:br/>
-        <w:t>''Such is the fickleness of human nature,'' says New Yorker writer Brendan Gill. ''We got along without them.''</w:t>
-        <w:br/>
-        <w:t xml:space="preserve"> TEXT OF GRAPHIC</w:t>
-        <w:br/>
-        <w:t>'Daily News' in decline</w:t>
-        <w:br/>
-        <w:t xml:space="preserve"> Striking unions estimate New York Daily News circulation has dropped as low as 100,000 since the strike began Oct. 25. The newspaper says it is delivering about 200,000 papers to subscribers daily. Circulation as of Sept. 30: </w:t>
-        <w:br/>
-        <w:t>1 - Unaudited</w:t>
-        <w:br/>
-        <w:t>COMPLETE TEXT NOT AVAILABLE</w:t>
-        <w:br/>
-        <w:t>Source: Audit Bureau of Circulation</w:t>
-        <w:br/>
-        <w:br/>
-        <w:t>Graphic</w:t>
-        <w:br/>
-        <w:br/>
-        <w:t xml:space="preserve"> </w:t>
-        <w:br/>
-        <w:t>b/w, Julie Stacey, USA TODAY, Source: Audit Bureau of Circulation; PHOTO; b/w, Mark Lennihan, AP</w:t>
-        <w:br/>
-        <w:t xml:space="preserve"> </w:t>
-        <w:br/>
-        <w:t>CUTLINE: BITTER TOSS: Tom Pennacchio, of Local 3 of the Newspaper Guild of America, throws 'Daily News' papers into the air outside the newspaper's offices in midtown New York.</w:t>
+        <w:t>University of Minnesota law professor Timothy Johnson said Republicans must be cautious about opposing Sotomayor and alienating Hispanic voters. Ed Gillespie, a counselor to former president George W. Bush, said principle comes first: "A lifetime appointment to the Supreme Court certainly warrants that."</w:t>
       </w:r>
     </w:p>
     <w:sectPr>
